--- a/ML2.docx
+++ b/ML2.docx
@@ -12,6 +12,13 @@
           <w:szCs w:val="32"/>
         </w:rPr>
       </w:pPr>
+      <w:r>
+        <w:rPr>
+          <w:sz w:val="32"/>
+          <w:szCs w:val="32"/>
+        </w:rPr>
+        <w:softHyphen/>
+      </w:r>
       <w:r>
         <w:rPr>
           <w:sz w:val="32"/>
@@ -1090,6 +1097,7 @@
       </w:pPr>
       <w:r>
         <w:rPr>
+          <w:noProof/>
           <w:sz w:val="28"/>
           <w:szCs w:val="28"/>
           <w:lang w:val="en-US"/>
@@ -4287,6 +4295,7 @@
       </w:pPr>
       <w:r>
         <w:rPr>
+          <w:noProof/>
           <w:sz w:val="28"/>
           <w:szCs w:val="28"/>
         </w:rPr>
@@ -4655,6 +4664,7 @@
       </w:pPr>
       <w:r>
         <w:rPr>
+          <w:noProof/>
           <w:sz w:val="28"/>
           <w:szCs w:val="28"/>
           <w:lang w:val="en-US"/>
@@ -6141,7 +6151,7 @@
           <w:sz w:val="20"/>
           <w:szCs w:val="20"/>
           <w:shd w:val="clear" w:color="auto" w:fill="FEFEFE"/>
-          <w:lang w:eastAsia="ru-RU"/>
+          <w:lang w:val="en-US" w:eastAsia="ru-RU"/>
         </w:rPr>
       </w:pPr>
       <w:r>
@@ -6163,7 +6173,7 @@
           <w:sz w:val="20"/>
           <w:szCs w:val="20"/>
           <w:shd w:val="clear" w:color="auto" w:fill="FEFEFE"/>
-          <w:lang w:eastAsia="ru-RU"/>
+          <w:lang w:val="en-US" w:eastAsia="ru-RU"/>
         </w:rPr>
         <w:t>Y_test_pred</w:t>
       </w:r>
@@ -6175,7 +6185,7 @@
           <w:sz w:val="20"/>
           <w:szCs w:val="20"/>
           <w:shd w:val="clear" w:color="auto" w:fill="FEFEFE"/>
-          <w:lang w:eastAsia="ru-RU"/>
+          <w:lang w:val="en-US" w:eastAsia="ru-RU"/>
         </w:rPr>
         <w:t xml:space="preserve"> = </w:t>
       </w:r>
@@ -6188,7 +6198,7 @@
           <w:sz w:val="20"/>
           <w:szCs w:val="20"/>
           <w:shd w:val="clear" w:color="auto" w:fill="FEFEFE"/>
-          <w:lang w:eastAsia="ru-RU"/>
+          <w:lang w:val="en-US" w:eastAsia="ru-RU"/>
         </w:rPr>
         <w:t>model.predict</w:t>
       </w:r>
@@ -6201,7 +6211,7 @@
           <w:sz w:val="20"/>
           <w:szCs w:val="20"/>
           <w:shd w:val="clear" w:color="auto" w:fill="FEFEFE"/>
-          <w:lang w:eastAsia="ru-RU"/>
+          <w:lang w:val="en-US" w:eastAsia="ru-RU"/>
         </w:rPr>
         <w:t>(</w:t>
       </w:r>
@@ -6213,7 +6223,7 @@
           <w:sz w:val="20"/>
           <w:szCs w:val="20"/>
           <w:shd w:val="clear" w:color="auto" w:fill="FEFEFE"/>
-          <w:lang w:eastAsia="ru-RU"/>
+          <w:lang w:val="en-US" w:eastAsia="ru-RU"/>
         </w:rPr>
         <w:t>X_test</w:t>
       </w:r>
@@ -6225,7 +6235,7 @@
           <w:sz w:val="20"/>
           <w:szCs w:val="20"/>
           <w:shd w:val="clear" w:color="auto" w:fill="FEFEFE"/>
-          <w:lang w:eastAsia="ru-RU"/>
+          <w:lang w:val="en-US" w:eastAsia="ru-RU"/>
         </w:rPr>
         <w:t>)</w:t>
       </w:r>
@@ -6250,7 +6260,7 @@
           <w:sz w:val="20"/>
           <w:szCs w:val="20"/>
           <w:shd w:val="clear" w:color="auto" w:fill="FEFEFE"/>
-          <w:lang w:eastAsia="ru-RU"/>
+          <w:lang w:val="en-US" w:eastAsia="ru-RU"/>
         </w:rPr>
         <w:t xml:space="preserve">    </w:t>
       </w:r>
@@ -7114,6 +7124,7 @@
       </w:pPr>
       <w:r>
         <w:rPr>
+          <w:noProof/>
           <w:sz w:val="28"/>
           <w:szCs w:val="28"/>
           <w:lang w:val="en-US"/>
@@ -7162,23 +7173,22 @@
         <w:rPr>
           <w:sz w:val="28"/>
           <w:szCs w:val="28"/>
+        </w:rPr>
+      </w:pPr>
+      <w:r>
+        <w:rPr>
+          <w:sz w:val="28"/>
+          <w:szCs w:val="28"/>
+        </w:rPr>
+        <w:t xml:space="preserve">99% точность! </w:t>
+      </w:r>
+      <w:proofErr w:type="spellStart"/>
+      <w:r>
+        <w:rPr>
+          <w:sz w:val="28"/>
+          <w:szCs w:val="28"/>
           <w:lang w:val="en-US"/>
         </w:rPr>
-      </w:pPr>
-      <w:r>
-        <w:rPr>
-          <w:sz w:val="28"/>
-          <w:szCs w:val="28"/>
-        </w:rPr>
-        <w:t xml:space="preserve">99% точность! </w:t>
-      </w:r>
-      <w:proofErr w:type="spellStart"/>
-      <w:r>
-        <w:rPr>
-          <w:sz w:val="28"/>
-          <w:szCs w:val="28"/>
-          <w:lang w:val="en-US"/>
-        </w:rPr>
         <w:t>Congratilation</w:t>
       </w:r>
       <w:proofErr w:type="spellEnd"/>
@@ -7186,7 +7196,6 @@
         <w:rPr>
           <w:sz w:val="28"/>
           <w:szCs w:val="28"/>
-          <w:lang w:val="en-US"/>
         </w:rPr>
         <w:t>!!!!!!!!!!!!!!!!!!!!!!!</w:t>
       </w:r>
@@ -8163,6 +8172,7 @@
       </w:pPr>
       <w:r>
         <w:rPr>
+          <w:noProof/>
           <w:sz w:val="28"/>
           <w:szCs w:val="28"/>
         </w:rPr>
@@ -8205,6 +8215,7 @@
       </w:r>
       <w:r>
         <w:rPr>
+          <w:noProof/>
           <w:sz w:val="28"/>
           <w:szCs w:val="28"/>
         </w:rPr>
@@ -8815,6 +8826,7 @@
         <w:rPr>
           <w:b/>
           <w:bCs/>
+          <w:noProof/>
           <w:sz w:val="32"/>
           <w:szCs w:val="32"/>
         </w:rPr>
@@ -10058,6 +10070,7 @@
         <w:rPr>
           <w:b/>
           <w:bCs/>
+          <w:noProof/>
           <w:sz w:val="32"/>
           <w:szCs w:val="32"/>
         </w:rPr>
